--- a/docs/GAME_DESIGN_DOC.docx
+++ b/docs/GAME_DESIGN_DOC.docx
@@ -2273,6 +2273,117 @@
         <w:pStyle w:val="Heading3"/>
       </w:pPr>
       <w:r>
+        <w:t xml:space="preserve">7.4b Survivors, allies and the smarter dead (BUILT v1 — </w:t>
+      </w:r>
+      <w:r>
+        <w:rPr>
+          <w:rFonts w:ascii="Consolas" w:hAnsi="Consolas"/>
+          <w:color w:val="7A2E2E"/>
+          <w:sz w:val="18"/>
+        </w:rPr>
+        <w:t>NPC_AI.md</w:t>
+      </w:r>
+      <w:r>
+        <w:t>)</w:t>
+      </w:r>
+    </w:p>
+    <w:p>
+      <w:r>
+        <w:t xml:space="preserve">People the building still has, placed by context: armed </w:t>
+      </w:r>
+      <w:r>
+        <w:rPr>
+          <w:b/>
+        </w:rPr>
+        <w:t>defenders</w:t>
+      </w:r>
+      <w:r>
+        <w:t xml:space="preserve"> holding a stairwell or a door in the corridor, </w:t>
+      </w:r>
+      <w:r>
+        <w:rPr>
+          <w:b/>
+        </w:rPr>
+        <w:t>waiters</w:t>
+      </w:r>
+      <w:r>
+        <w:t xml:space="preserve"> by the lift (bang in threes — the dead hear it), </w:t>
+      </w:r>
+      <w:r>
+        <w:rPr>
+          <w:b/>
+        </w:rPr>
+        <w:t>hiders</w:t>
+      </w:r>
+      <w:r>
+        <w:t xml:space="preserve"> crouched at the back of walk-in flats. Every one perceives → decides one of a few NAMED behaviours → acts, and shows a </w:t>
+      </w:r>
+      <w:r>
+        <w:rPr>
+          <w:b/>
+        </w:rPr>
+        <w:t>tell</w:t>
+      </w:r>
+      <w:r>
+        <w:t xml:space="preserve"> over its head (</w:t>
+      </w:r>
+      <w:r>
+        <w:rPr>
+          <w:rFonts w:ascii="Consolas" w:hAnsi="Consolas"/>
+          <w:color w:val="7A2E2E"/>
+          <w:sz w:val="18"/>
+        </w:rPr>
+        <w:t>!</w:t>
+      </w:r>
+      <w:r>
+        <w:t xml:space="preserve"> alert, </w:t>
+      </w:r>
+      <w:r>
+        <w:rPr>
+          <w:rFonts w:ascii="Consolas" w:hAnsi="Consolas"/>
+          <w:color w:val="7A2E2E"/>
+          <w:sz w:val="18"/>
+        </w:rPr>
+        <w:t>?</w:t>
+      </w:r>
+      <w:r>
+        <w:t xml:space="preserve"> search, </w:t>
+      </w:r>
+      <w:r>
+        <w:rPr>
+          <w:rFonts w:ascii="Consolas" w:hAnsi="Consolas"/>
+          <w:color w:val="7A2E2E"/>
+          <w:sz w:val="18"/>
+        </w:rPr>
+        <w:t>…</w:t>
+      </w:r>
+      <w:r>
+        <w:t xml:space="preserve"> fear). They fight at </w:t>
+      </w:r>
+      <w:r>
+        <w:rPr>
+          <w:b/>
+        </w:rPr>
+        <w:t>half the player's damage</w:t>
+      </w:r>
+      <w:r>
+        <w:t xml:space="preserve"> (derived from the player's own weapon tables) and the dead bite them for full damage — a survivor can die. The dead think a little too: a noise tells them </w:t>
+      </w:r>
+      <w:r>
+        <w:rPr>
+          <w:i/>
+        </w:rPr>
+        <w:t>where</w:t>
+      </w:r>
+      <w:r>
+        <w:t xml:space="preserve"> (they investigate the source, search, give up), losing you sends them to your last-seen spot, a lunge alerts the dead beside it, and they go for the nearer meal. Placeholder art and lines.</w:t>
+      </w:r>
+    </w:p>
+    <w:p>
+      <w:pPr>
+        <w:pStyle w:val="Heading3"/>
+      </w:pPr>
+      <w:r>
         <w:t>7.5 The dead and breach rooms (BUILT)</w:t>
       </w:r>
     </w:p>
@@ -2628,7 +2739,38 @@
         <w:t>design</w:t>
       </w:r>
       <w:r>
-        <w:t xml:space="preserve">; the engine has </w:t>
+        <w:t xml:space="preserve">. The engine now has a </w:t>
+      </w:r>
+      <w:r>
+        <w:rPr>
+          <w:b/>
+        </w:rPr>
+        <w:t>data-driven quest framework</w:t>
+      </w:r>
+      <w:r>
+        <w:t xml:space="preserve"> (</w:t>
+      </w:r>
+      <w:r>
+        <w:rPr>
+          <w:rFonts w:ascii="Consolas" w:hAnsi="Consolas"/>
+          <w:color w:val="7A2E2E"/>
+          <w:sz w:val="18"/>
+        </w:rPr>
+        <w:t>QUESTS.md</w:t>
+      </w:r>
+      <w:r>
+        <w:t xml:space="preserve">: </w:t>
+      </w:r>
+      <w:r>
+        <w:rPr>
+          <w:rFonts w:ascii="Consolas" w:hAnsi="Consolas"/>
+          <w:color w:val="7A2E2E"/>
+          <w:sz w:val="18"/>
+        </w:rPr>
+        <w:t>data/quests.json</w:t>
+      </w:r>
+      <w:r>
+        <w:t xml:space="preserve">, seeded sites, conversations with need-checked choices and effects, outcomes that change the place in later runs, a Quests journal page) with two quests on it, plus </w:t>
       </w:r>
       <w:r>
         <w:rPr>
@@ -2637,7 +2779,7 @@
         <w:t>character personal quests</w:t>
       </w:r>
       <w:r>
-        <w:t xml:space="preserve"> (one per character, with banner + journal) and </w:t>
+        <w:t xml:space="preserve"> and </w:t>
       </w:r>
       <w:r>
         <w:rPr>
@@ -2646,16 +2788,7 @@
         <w:t>world encounters</w:t>
       </w:r>
       <w:r>
-        <w:t xml:space="preserve"> that overlap some quests, but </w:t>
-      </w:r>
-      <w:r>
-        <w:rPr>
-          <w:b/>
-        </w:rPr>
-        <w:t>no general quest system</w:t>
-      </w:r>
-      <w:r>
-        <w:t xml:space="preserve"> (no quest log beyond the personal one, no quest-room reservation from the reshuffle, no achievements).</w:t>
+        <w:t xml:space="preserve"> that overlap others. Still open: quest-room reservation from the reshuffle, achievements, and the other quests.</w:t>
       </w:r>
     </w:p>
     <w:tbl>
@@ -2785,7 +2918,21 @@
               <w:rPr>
                 <w:sz w:val="19"/>
               </w:rPr>
-              <w:t>NOT BUILT</w:t>
+              <w:t>BUILT v1 — flat quest on the framework; supplied → the turned + a half-strength kit, mercy → she mourns, then a revolver (</w:t>
+            </w:r>
+            <w:r>
+              <w:rPr>
+                <w:rFonts w:ascii="Consolas" w:hAnsi="Consolas"/>
+                <w:color w:val="7A2E2E"/>
+                <w:sz w:val="19"/>
+              </w:rPr>
+              <w:t>QUESTS.md</w:t>
+            </w:r>
+            <w:r>
+              <w:rPr>
+                <w:sz w:val="19"/>
+              </w:rPr>
+              <w:t>); placeholder lines</w:t>
             </w:r>
           </w:p>
         </w:tc>
@@ -3091,7 +3238,7 @@
               <w:rPr>
                 <w:sz w:val="19"/>
               </w:rPr>
-              <w:t>PARTIAL — breach rooms, leaders and keys are built; the neighbour-to-save NPC and its reward are not</w:t>
+              <w:t>PARTIAL — breach rooms, leaders and keys are built, and the dead now go for the nearer meal (a survivor); the neighbour-to-save quest layout, its timer and its reward are not</w:t>
             </w:r>
           </w:p>
         </w:tc>
@@ -3203,7 +3350,21 @@
               <w:rPr>
                 <w:sz w:val="19"/>
               </w:rPr>
-              <w:t>NOT BUILT</w:t>
+              <w:t>BUILT v1 — corridor quest on the framework; 10 bullets → a Durable Hand Cannon, 20 more → Waste Not or Johnny's Eye (</w:t>
+            </w:r>
+            <w:r>
+              <w:rPr>
+                <w:rFonts w:ascii="Consolas" w:hAnsi="Consolas"/>
+                <w:color w:val="7A2E2E"/>
+                <w:sz w:val="19"/>
+              </w:rPr>
+              <w:t>QUESTS.md</w:t>
+            </w:r>
+            <w:r>
+              <w:rPr>
+                <w:sz w:val="19"/>
+              </w:rPr>
+              <w:t>)</w:t>
             </w:r>
           </w:p>
         </w:tc>
@@ -3984,10 +4145,21 @@
         <w:rPr>
           <w:b/>
         </w:rPr>
-        <w:t>A quest system</w:t>
-      </w:r>
-      <w:r>
-        <w:t xml:space="preserve"> — a quest log beyond the single personal quest; quest-room reservation from the building shift ("storied rooms" were never specified); quests 001, 003, 005, 010 and the mechanical halves of 002 (rescue + hard-run branch), 004 (maintenance-worker encounter, ten-floor ride), 006 (save-the-neighbour timer); an </w:t>
+        <w:t>More quests on the framework</w:t>
+      </w:r>
+      <w:r>
+        <w:t xml:space="preserve"> (</w:t>
+      </w:r>
+      <w:r>
+        <w:rPr>
+          <w:rFonts w:ascii="Consolas" w:hAnsi="Consolas"/>
+          <w:color w:val="7A2E2E"/>
+          <w:sz w:val="18"/>
+        </w:rPr>
+        <w:t>QUESTS.md</w:t>
+      </w:r>
+      <w:r>
+        <w:t xml:space="preserve"> — 001 Ethel and 010 Johnny are built) — quests 003, 005 and the mechanical halves of 002 (rescue + hard-run branch), 004 (maintenance-worker encounter, ten-floor ride), 006 (save-the-neighbour timer); quest-room reservation from the building shift ("storied rooms" were never specified); a gamepad/keyboard way to pick a conversation choice; an </w:t>
       </w:r>
       <w:r>
         <w:rPr>
@@ -4061,7 +4233,18 @@
         <w:t>Enemies</w:t>
       </w:r>
       <w:r>
-        <w:t xml:space="preserve"> — a distinct boss silhouette/behaviour; per-type AI beyond the spitter's kiting and the crawler's pounce; </w:t>
+        <w:t xml:space="preserve"> — a distinct boss silhouette/behaviour; per-type AI beyond the spitter's kiting, the crawler's pounce and the shared investigate / search / spot / prey layer (</w:t>
+      </w:r>
+      <w:r>
+        <w:rPr>
+          <w:rFonts w:ascii="Consolas" w:hAnsi="Consolas"/>
+          <w:color w:val="7A2E2E"/>
+          <w:sz w:val="18"/>
+        </w:rPr>
+        <w:t>NPC_AI.md</w:t>
+      </w:r>
+      <w:r>
+        <w:t xml:space="preserve">; no flanking, door-opening or fear of fire yet); </w:t>
       </w:r>
       <w:r>
         <w:rPr>
@@ -5036,7 +5219,47 @@
               <w:rPr>
                 <w:sz w:val="19"/>
               </w:rPr>
-              <w:t>Quests</w:t>
+              <w:t>Survivors, ally combat, enemy intelligence</w:t>
+            </w:r>
+          </w:p>
+        </w:tc>
+        <w:tc>
+          <w:tcPr>
+            <w:tcW w:type="dxa" w:w="4320"/>
+          </w:tcPr>
+          <w:p>
+            <w:r>
+              <w:rPr>
+                <w:sz w:val="19"/>
+              </w:rPr>
+            </w:r>
+            <w:r>
+              <w:rPr>
+                <w:rFonts w:ascii="Consolas" w:hAnsi="Consolas"/>
+                <w:color w:val="7A2E2E"/>
+                <w:sz w:val="19"/>
+              </w:rPr>
+              <w:t>NPC_AI.md</w:t>
+            </w:r>
+          </w:p>
+        </w:tc>
+      </w:tr>
+      <w:tr>
+        <w:tc>
+          <w:tcPr>
+            <w:tcW w:type="dxa" w:w="4320"/>
+          </w:tcPr>
+          <w:p>
+            <w:r>
+              <w:rPr>
+                <w:sz w:val="19"/>
+              </w:rPr>
+            </w:r>
+            <w:r>
+              <w:rPr>
+                <w:sz w:val="19"/>
+              </w:rPr>
+              <w:t>Quests (design / how they run)</w:t>
             </w:r>
           </w:p>
         </w:tc>
@@ -5057,6 +5280,20 @@
                 <w:sz w:val="19"/>
               </w:rPr>
               <w:t>QUEST_LIST.md</w:t>
+            </w:r>
+            <w:r>
+              <w:rPr>
+                <w:sz w:val="19"/>
+              </w:rPr>
+              <w:t xml:space="preserve"> / </w:t>
+            </w:r>
+            <w:r>
+              <w:rPr>
+                <w:rFonts w:ascii="Consolas" w:hAnsi="Consolas"/>
+                <w:color w:val="7A2E2E"/>
+                <w:sz w:val="19"/>
+              </w:rPr>
+              <w:t>QUESTS.md</w:t>
             </w:r>
           </w:p>
         </w:tc>

--- a/docs/GAME_DESIGN_DOC.docx
+++ b/docs/GAME_DESIGN_DOC.docx
@@ -5259,6 +5259,46 @@
               <w:rPr>
                 <w:sz w:val="19"/>
               </w:rPr>
+              <w:t>NPC / quest numbers, balance findings, suggestions</w:t>
+            </w:r>
+          </w:p>
+        </w:tc>
+        <w:tc>
+          <w:tcPr>
+            <w:tcW w:type="dxa" w:w="4320"/>
+          </w:tcPr>
+          <w:p>
+            <w:r>
+              <w:rPr>
+                <w:sz w:val="19"/>
+              </w:rPr>
+            </w:r>
+            <w:r>
+              <w:rPr>
+                <w:rFonts w:ascii="Consolas" w:hAnsi="Consolas"/>
+                <w:color w:val="7A2E2E"/>
+                <w:sz w:val="19"/>
+              </w:rPr>
+              <w:t>NPC_BALANCE.md</w:t>
+            </w:r>
+          </w:p>
+        </w:tc>
+      </w:tr>
+      <w:tr>
+        <w:tc>
+          <w:tcPr>
+            <w:tcW w:type="dxa" w:w="4320"/>
+          </w:tcPr>
+          <w:p>
+            <w:r>
+              <w:rPr>
+                <w:sz w:val="19"/>
+              </w:rPr>
+            </w:r>
+            <w:r>
+              <w:rPr>
+                <w:sz w:val="19"/>
+              </w:rPr>
               <w:t>Quests (design / how they run)</w:t>
             </w:r>
           </w:p>

--- a/docs/GAME_DESIGN_DOC.docx
+++ b/docs/GAME_DESIGN_DOC.docx
@@ -1955,7 +1955,40 @@
         <w:t>run-opening grace</w:t>
       </w:r>
       <w:r>
-        <w:t xml:space="preserve"> keeps floors 29–27 gentle every run.</w:t>
+        <w:t xml:space="preserve"> keeps floors 29–27 gentle every run: the TOUGH types are thinned there (</w:t>
+      </w:r>
+      <w:r>
+        <w:rPr>
+          <w:rFonts w:ascii="Consolas" w:hAnsi="Consolas"/>
+          <w:color w:val="7A2E2E"/>
+          <w:sz w:val="18"/>
+        </w:rPr>
+        <w:t>RUN_OPENING_EASE</w:t>
+      </w:r>
+      <w:r>
+        <w:t xml:space="preserve">) and, since round 41, the HEADCOUNT is capped too (at most 2 / 2 / 3 corridor dead on 29 / 28 / 27, and no stair enemies on 29–28, at most 1 on 27 — </w:t>
+      </w:r>
+      <w:r>
+        <w:rPr>
+          <w:rFonts w:ascii="Consolas" w:hAnsi="Consolas"/>
+          <w:color w:val="7A2E2E"/>
+          <w:sz w:val="18"/>
+        </w:rPr>
+        <w:t>OPENING_COUNT_CAP</w:t>
+      </w:r>
+      <w:r>
+        <w:t xml:space="preserve">, </w:t>
+      </w:r>
+      <w:r>
+        <w:rPr>
+          <w:rFonts w:ascii="Consolas" w:hAnsi="Consolas"/>
+          <w:color w:val="7A2E2E"/>
+          <w:sz w:val="18"/>
+        </w:rPr>
+        <w:t>OPENING_STAIR_CAP</w:t>
+      </w:r>
+      <w:r>
+        <w:t>).</w:t>
       </w:r>
     </w:p>
     <w:p>
@@ -2358,16 +2391,45 @@
         <w:t>…</w:t>
       </w:r>
       <w:r>
-        <w:t xml:space="preserve"> fear). They fight at </w:t>
+        <w:t xml:space="preserve"> fear). </w:t>
       </w:r>
       <w:r>
         <w:rPr>
           <w:b/>
         </w:rPr>
-        <w:t>half the player's damage</w:t>
-      </w:r>
-      <w:r>
-        <w:t xml:space="preserve"> (derived from the player's own weapon tables) and the dead bite them for full damage — a survivor can die. The dead think a little too: a noise tells them </w:t>
+        <w:t>Round 41 — they are theatre:</w:t>
+      </w:r>
+      <w:r>
+        <w:t xml:space="preserve"> they swing and shoot at the dead and the dead bite them, the hit animations all play, but </w:t>
+      </w:r>
+      <w:r>
+        <w:rPr>
+          <w:b/>
+        </w:rPr>
+        <w:t>nothing is wounded and nothing dies from it</w:t>
+      </w:r>
+      <w:r>
+        <w:t xml:space="preserve"> and they never run out of rounds (</w:t>
+      </w:r>
+      <w:r>
+        <w:rPr>
+          <w:rFonts w:ascii="Consolas" w:hAnsi="Consolas"/>
+          <w:color w:val="7A2E2E"/>
+          <w:sz w:val="18"/>
+        </w:rPr>
+        <w:t>AllyCombat.performative</w:t>
+      </w:r>
+      <w:r>
+        <w:t xml:space="preserve">; the half-damage maths is kept behind the switch). A survivor's fate is the PLAYER's doing, never its own: the exception is a </w:t>
+      </w:r>
+      <w:r>
+        <w:rPr>
+          <w:b/>
+        </w:rPr>
+        <w:t>rescue</w:t>
+      </w:r>
+      <w:r>
+        <w:t xml:space="preserve"> — a survivor shouting for help with three slow dead closing in; help them in time and they live (and thank you, maybe with a gift), ignore them and the dead overrun them, a body later runs will find. The dead think a little too: a noise tells them </w:t>
       </w:r>
       <w:r>
         <w:rPr>
@@ -3350,7 +3412,20 @@
               <w:rPr>
                 <w:sz w:val="19"/>
               </w:rPr>
-              <w:t>BUILT v1 — corridor quest on the framework; 10 bullets → a Durable Hand Cannon, 20 more → Waste Not or Johnny's Eye (</w:t>
+              <w:t xml:space="preserve">BUILT v1 — corridor quest on the framework, floors 10–20; 10 bullets → a Durable Hand Cannon, 20 more → Waste Not or Johnny's Eye, paid in </w:t>
+            </w:r>
+            <w:r>
+              <w:rPr>
+                <w:b/>
+                <w:sz w:val="19"/>
+              </w:rPr>
+              <w:t>instalments on a ledger that lasts all three runs</w:t>
+            </w:r>
+            <w:r>
+              <w:rPr>
+                <w:sz w:val="19"/>
+              </w:rPr>
+              <w:t xml:space="preserve"> (round 41; </w:t>
             </w:r>
             <w:r>
               <w:rPr>

--- a/docs/GAME_DESIGN_DOC.docx
+++ b/docs/GAME_DESIGN_DOC.docx
@@ -2429,7 +2429,16 @@
         <w:t>rescue</w:t>
       </w:r>
       <w:r>
-        <w:t xml:space="preserve"> — a survivor shouting for help with three slow dead closing in; help them in time and they live (and thank you, maybe with a gift), ignore them and the dead overrun them, a body later runs will find. The dead think a little too: a noise tells them </w:t>
+        <w:t xml:space="preserve"> — a survivor shouting for help with three slow dead closing in; help them in time and they live (thanks in an item, scrap or money), ignore them and the dead overrun them, a body later runs will find. </w:t>
+      </w:r>
+      <w:r>
+        <w:rPr>
+          <w:b/>
+        </w:rPr>
+        <w:t>Round 42 — helping makes them permanent (HAVENS):</w:t>
+      </w:r>
+      <w:r>
+        <w:t xml:space="preserve"> a fighting defender the player backs up (two of the dead put down beside them mid-fight) and a rescued survivor stay in every later run, and their place goes quiet — a helped defender's FLOOR has no corridor dead, no boss and empty staircases from the next run; a rescued hider's FLAT is a safe room; a rescued survivor also patches the player up (once a run). An unaided survivor is re-rolled per run as before. The dead think a little too: a noise tells them </w:t>
       </w:r>
       <w:r>
         <w:rPr>
@@ -3425,7 +3434,7 @@
               <w:rPr>
                 <w:sz w:val="19"/>
               </w:rPr>
-              <w:t xml:space="preserve"> (round 41; </w:t>
+              <w:t xml:space="preserve"> (round 41); the gun is handed over once and never re-issued — a dead player's is lootable from the body (round 42; </w:t>
             </w:r>
             <w:r>
               <w:rPr>

--- a/docs/GAME_DESIGN_DOC.docx
+++ b/docs/GAME_DESIGN_DOC.docx
@@ -283,6 +283,67 @@
       </w:r>
       <w:r>
         <w:t xml:space="preserve"> safety vs access, combat vs exploration, a key vs a slot, a weapon's last uses vs a barricade.</w:t>
+      </w:r>
+    </w:p>
+    <w:p>
+      <w:pPr>
+        <w:pStyle w:val="ListBullet"/>
+      </w:pPr>
+      <w:r>
+        <w:rPr>
+          <w:b/>
+        </w:rPr>
+        <w:t>It is happening NOW (owner, round 47i).</w:t>
+      </w:r>
+      <w:r>
+        <w:t xml:space="preserve"> The event is brand new and sudden — one day, morning to night. Nobody is prepared, nobody is in charge, nobody has a name for it yet. The art and text may show </w:t>
+      </w:r>
+      <w:r>
+        <w:rPr>
+          <w:i/>
+        </w:rPr>
+        <w:t>reaction</w:t>
+      </w:r>
+      <w:r>
+        <w:t xml:space="preserve"> (panic, blood, a barricade of furniture made in a hurry, a HELP sheet, boards nailed up today) and ordinary life interrupted; they never show </w:t>
+      </w:r>
+      <w:r>
+        <w:rPr>
+          <w:i/>
+        </w:rPr>
+        <w:t>preparation</w:t>
+      </w:r>
+      <w:r>
+        <w:t xml:space="preserve"> (stockpiles, go-bags, supply lists, a survivors' radio room, a map of a safe zone), </w:t>
+      </w:r>
+      <w:r>
+        <w:rPr>
+          <w:i/>
+        </w:rPr>
+        <w:t>authority</w:t>
+      </w:r>
+      <w:r>
+        <w:t xml:space="preserve"> (evacuation / curfew / quarantine notices, rescue teams' marks, news headlines about it) or </w:t>
+      </w:r>
+      <w:r>
+        <w:rPr>
+          <w:i/>
+        </w:rPr>
+        <w:t>elapsed time</w:t>
+      </w:r>
+      <w:r>
+        <w:t xml:space="preserve"> (tally marks, MISSING posters, "NO FOOD"). Locked for the art by </w:t>
+      </w:r>
+      <w:r>
+        <w:rPr>
+          <w:rFonts w:ascii="Consolas" w:hAnsi="Consolas"/>
+          <w:color w:val="7A2E2E"/>
+          <w:sz w:val="18"/>
+        </w:rPr>
+        <w:t>tools/art/context_audit.py</w:t>
+      </w:r>
+      <w:r>
+        <w:t xml:space="preserve"> (in the gate).</w:t>
       </w:r>
     </w:p>
     <w:p>
@@ -1627,7 +1688,27 @@
         <w:t>unannounced</w:t>
       </w:r>
       <w:r>
-        <w:t xml:space="preserve"> quest: a locked cabinet with a guaranteed Lv3 gun, its key carried by a tough spitter in a breach room on the same floor, or pried with a crowbar.</w:t>
+        <w:t xml:space="preserve"> quest: a locked cabinet with a guaranteed Lv3 gun, its key carried by a tough spitter in a breach room on the same floor, or pried with a crowbar (the glass smashes). </w:t>
+      </w:r>
+      <w:r>
+        <w:rPr>
+          <w:b/>
+        </w:rPr>
+        <w:t>Floors 24 and down only, one a floor at most, on about one floor in four</w:t>
+      </w:r>
+      <w:r>
+        <w:t xml:space="preserve"> (owner round 45: two on floor 29 was "too much").</w:t>
+      </w:r>
+    </w:p>
+    <w:p>
+      <w:r>
+        <w:rPr>
+          <w:b/>
+        </w:rPr>
+        <w:t>Loot scales with depth (owner round 45):</w:t>
+      </w:r>
+      <w:r>
+        <w:t xml:space="preserve"> the top floors pay less than the basement — a node is less likely to hold anything (× 0.70 on floor 29, full from floor 15 down), gear is rarer (× 0.40 → 1.0), and one flat holds at most 1 piece of gear on floors 25-29 and 2 on 17-24. Junk, food, medicine, money, ammo and crowbars are unchanged.</w:t>
       </w:r>
     </w:p>
     <w:p>
@@ -2203,7 +2284,27 @@
         <w:t>Searched furniture opens</w:t>
       </w:r>
       <w:r>
-        <w:t xml:space="preserve"> (10 openings on the base modules). Burnt flats look burnt. Rooms follow a </w:t>
+        <w:t xml:space="preserve"> (10 openings on the base modules). Burnt flats look burnt. </w:t>
+      </w:r>
+      <w:r>
+        <w:rPr>
+          <w:b/>
+        </w:rPr>
+        <w:t>Bedrooms are laid from a seed</w:t>
+      </w:r>
+      <w:r>
+        <w:t xml:space="preserve"> (round 47, </w:t>
+      </w:r>
+      <w:r>
+        <w:rPr>
+          <w:rFonts w:ascii="Consolas" w:hAnsi="Consolas"/>
+          <w:color w:val="7A2E2E"/>
+          <w:sz w:val="18"/>
+        </w:rPr>
+        <w:t>docs/FURNITURE.md</w:t>
+      </w:r>
+      <w:r>
+        <w:t xml:space="preserve">): a bare shell plus furniture-as-assets under data-driven logic (no bed in a kitchen); 5 styles, no two rooms alike. The other five room types are still baked modules; story rooms (breach / burnt / the dead / tutorial) stay baked. Rooms follow a </w:t>
       </w:r>
       <w:r>
         <w:rPr>
@@ -2460,7 +2561,22 @@
     </w:p>
     <w:p>
       <w:r>
-        <w:t xml:space="preserve">Breach rooms are "nests" with a story told in generated art (the door, the kill, the drag); an ordinary flat holds a body 10–22% of the time by run (searchable pockets); corridors have bodies; some bodies </w:t>
+        <w:rPr>
+          <w:b/>
+        </w:rPr>
+        <w:t>Breach rooms only exist on floors 24 and down</w:t>
+      </w:r>
+      <w:r>
+        <w:t xml:space="preserve"> (owner round 45), their packs are 30% smaller (3-6 bodies) and stand at the far end from the front door, so you are never met on the threshold. </w:t>
+      </w:r>
+      <w:r>
+        <w:rPr>
+          <w:b/>
+        </w:rPr>
+        <w:t>Breach entrants (round 45b):</w:t>
+      </w:r>
+      <w:r>
+        <w:t xml:space="preserve"> some breach flats (35 / 45 / 55% by run; one or two) also send plain standards in through the torn-out front door once you are well inside — they fade in from the doorway and are locked on to you, so a breach flat can close from both ends. The front door is a drawn wreck from the inside. Breach rooms are "nests" with a story told in generated art (the door, the kill, the drag); an ordinary flat holds a body 10–22% of the time by run (searchable pockets); corridors have bodies; some bodies </w:t>
       </w:r>
       <w:r>
         <w:rPr>
@@ -2502,7 +2618,16 @@
         <w:t>Barricade</w:t>
       </w:r>
       <w:r>
-        <w:t xml:space="preserve"> — pry with a Crowbar (single-use, ~6 s, loud), both directions, costs a rest slot and shifts the building.</w:t>
+        <w:t xml:space="preserve"> — pry with a Crowbar (single-use, ~6 s, loud), or </w:t>
+      </w:r>
+      <w:r>
+        <w:rPr>
+          <w:b/>
+        </w:rPr>
+        <w:t>by hand with no crowbar (18 s, same cost — never a dead end)</w:t>
+      </w:r>
+      <w:r>
+        <w:t>; both directions, costs a rest slot and shifts the building.</w:t>
       </w:r>
     </w:p>
     <w:p>
@@ -2656,7 +2781,25 @@
         <w:t>dropped</w:t>
       </w:r>
       <w:r>
-        <w:t xml:space="preserve"> by design. Audio is CC0 / generated: footsteps, zombie shuffles, moans, glass, fire, storm, room hums, a tonal opening drone.</w:t>
+        <w:t xml:space="preserve"> by design. Audio is CC0 / generated: footsteps, zombie shuffles, moans, glass, fire, storm, room hums, a tonal opening drone. </w:t>
+      </w:r>
+      <w:r>
+        <w:rPr>
+          <w:b/>
+        </w:rPr>
+        <w:t>Round 46 (`AUDIO.md`):</w:t>
+      </w:r>
+      <w:r>
+        <w:t xml:space="preserve"> cleaned of static (pink noise under steep ceilings, a Master limiter, a gate that measures every file), a recomposed stereo exploration loop, and a </w:t>
+      </w:r>
+      <w:r>
+        <w:rPr>
+          <w:b/>
+        </w:rPr>
+        <w:t>pulse-pounding 140 BPM breach-room track</w:t>
+      </w:r>
+      <w:r>
+        <w:t xml:space="preserve"> that takes over while a breach flat's dead stand.</w:t>
       </w:r>
     </w:p>
     <w:p>
@@ -3253,7 +3396,20 @@
               <w:rPr>
                 <w:sz w:val="19"/>
               </w:rPr>
-              <w:t>NOT BUILT (a trader resident and a "safe rest spot" are different things)</w:t>
+              <w:t xml:space="preserve">NOT BUILT (a trader resident and a "safe rest spot" are different things). </w:t>
+            </w:r>
+            <w:r>
+              <w:rPr>
+                <w:b/>
+                <w:sz w:val="19"/>
+              </w:rPr>
+              <w:t>Owner's call (round 47i):</w:t>
+            </w:r>
+            <w:r>
+              <w:rPr>
+                <w:sz w:val="19"/>
+              </w:rPr>
+              <w:t xml:space="preserve"> "preparedness is not a thing" — a man who stocked up for exactly this sits against the sudden-event rule (§1); keep, recast, or drop</w:t>
             </w:r>
           </w:p>
         </w:tc>
@@ -3567,6 +3723,182 @@
       </w:tr>
     </w:tbl>
     <w:p/>
+    <w:p>
+      <w:pPr>
+        <w:pStyle w:val="Heading2"/>
+      </w:pPr>
+      <w:r>
+        <w:t>11b. Story mode — two concepts (NOT BUILT; deliberately deferred)</w:t>
+      </w:r>
+    </w:p>
+    <w:p>
+      <w:r>
+        <w:rPr>
+          <w:b/>
+        </w:rPr>
+        <w:t>Order of work (owner, 2026-10-21):</w:t>
+      </w:r>
+      <w:r>
+        <w:t xml:space="preserve"> </w:t>
+      </w:r>
+      <w:r>
+        <w:rPr>
+          <w:i/>
+        </w:rPr>
+        <w:t>missions and quests</w:t>
+      </w:r>
+      <w:r>
+        <w:t xml:space="preserve"> first, then the </w:t>
+      </w:r>
+      <w:r>
+        <w:rPr>
+          <w:b/>
+        </w:rPr>
+        <w:t>alpha test</w:t>
+      </w:r>
+      <w:r>
+        <w:t xml:space="preserve"> and further development, and only then a story mode. A story mode is </w:t>
+      </w:r>
+      <w:r>
+        <w:rPr>
+          <w:b/>
+        </w:rPr>
+        <w:t>not the focus now</w:t>
+      </w:r>
+      <w:r>
+        <w:t>; the concepts are recorded here so nothing built in the meantime closes a door on either. The two are alternatives — which one (or whether a blend) is the owner's call.</w:t>
+      </w:r>
+    </w:p>
+    <w:p>
+      <w:pPr>
+        <w:pStyle w:val="ListNumber"/>
+      </w:pPr>
+      <w:r>
+        <w:rPr>
+          <w:b/>
+        </w:rPr>
+        <w:t>The viral weapon test</w:t>
+      </w:r>
+      <w:r>
+        <w:t xml:space="preserve"> (</w:t>
+      </w:r>
+      <w:r>
+        <w:rPr>
+          <w:i/>
+        </w:rPr>
+        <w:t>Resident Evil</w:t>
+      </w:r>
+      <w:r>
+        <w:t>). Scientists have been using the building for a viral-weapon test. The dead are the result — a test, a leak, or both.</w:t>
+      </w:r>
+    </w:p>
+    <w:p>
+      <w:pPr>
+        <w:pStyle w:val="ListNumber"/>
+      </w:pPr>
+      <w:r>
+        <w:rPr>
+          <w:b/>
+        </w:rPr>
+        <w:t>The occult infestation</w:t>
+      </w:r>
+      <w:r>
+        <w:t xml:space="preserve"> (</w:t>
+      </w:r>
+      <w:r>
+        <w:rPr>
+          <w:i/>
+        </w:rPr>
+        <w:t>Hellraiser</w:t>
+      </w:r>
+      <w:r>
+        <w:t>). Some of the people in the building summoned occult, Lovecraftian nightmares, and they have invaded our world. The dead and what lies beneath them are that incursion.</w:t>
+      </w:r>
+    </w:p>
+    <w:p>
+      <w:r>
+        <w:rPr>
+          <w:b/>
+        </w:rPr>
+        <w:t>What this asks of the game today (the rule that keeps both doors open):</w:t>
+      </w:r>
+      <w:r>
+        <w:t xml:space="preserve"> at ground level the event is sudden and </w:t>
+      </w:r>
+      <w:r>
+        <w:rPr>
+          <w:i/>
+        </w:rPr>
+        <w:t>unexplained</w:t>
+      </w:r>
+      <w:r>
+        <w:t>. Nothing the player sees now — a notice, a poster, a headline, a line of dialogue — may name a cause (a virus, a lab, a cult, "the outbreak") or show anyone who knew it was coming. The cause is the story mode's to reveal.</w:t>
+      </w:r>
+    </w:p>
+    <w:p>
+      <w:r>
+        <w:rPr>
+          <w:i/>
+        </w:rPr>
+        <w:t xml:space="preserve">Suggestions only (mine, not decisions): both concepts have somewhere to land in what exists — the </w:t>
+      </w:r>
+      <w:r>
+        <w:rPr>
+          <w:i/>
+        </w:rPr>
+        <w:t>depth biomes</w:t>
+      </w:r>
+      <w:r>
+        <w:t xml:space="preserve">* (30–21 Hotel, 20–13 Rot, 12–6 Green, 5–1 Nest; §A5), the </w:t>
+      </w:r>
+      <w:r>
+        <w:rPr>
+          <w:b/>
+        </w:rPr>
+        <w:t>overgrowth</w:t>
+      </w:r>
+      <w:r>
+        <w:t xml:space="preserve"> system and the building's sectional decay read naturally as either a sealed-off research programme or a thing coming up from below; the </w:t>
+      </w:r>
+      <w:r>
+        <w:rPr>
+          <w:b/>
+        </w:rPr>
+        <w:t>maintenance rooms, fuse box and elevator</w:t>
+      </w:r>
+      <w:r>
+        <w:t xml:space="preserve"> are a plausible home for sealed floors or a ritual floor; the </w:t>
+      </w:r>
+      <w:r>
+        <w:rPr>
+          <w:b/>
+        </w:rPr>
+        <w:t>quest framework</w:t>
+      </w:r>
+      <w:r>
+        <w:t xml:space="preserve"> (</w:t>
+      </w:r>
+      <w:r>
+        <w:rPr>
+          <w:rFonts w:ascii="Consolas" w:hAnsi="Consolas"/>
+          <w:color w:val="7A2E2E"/>
+          <w:sz w:val="18"/>
+        </w:rPr>
+        <w:t>QUESTS.md</w:t>
+      </w:r>
+      <w:r>
+        <w:t>) and the journal's Quests page are how documents, witnesses and the "who did this" thread would be delivered; and quest 005 (</w:t>
+      </w:r>
+      <w:r>
+        <w:rPr>
+          <w:i/>
+        </w:rPr>
+        <w:t>The Prepper</w:t>
+      </w:r>
+      <w:r>
+        <w:t>) is the one existing design that sits awkwardly with "preparedness is not a thing" and needs the owner's decision (§11).*</w:t>
+      </w:r>
+    </w:p>
     <w:p>
       <w:pPr>
         <w:pStyle w:val="Heading2"/>
@@ -4183,6 +4515,65 @@
           </w:p>
         </w:tc>
       </w:tr>
+      <w:tr>
+        <w:tc>
+          <w:tcPr>
+            <w:tcW w:type="dxa" w:w="4320"/>
+          </w:tcPr>
+          <w:p>
+            <w:r>
+              <w:rPr>
+                <w:sz w:val="19"/>
+              </w:rPr>
+            </w:r>
+            <w:r>
+              <w:rPr>
+                <w:sz w:val="19"/>
+              </w:rPr>
+              <w:t>The building's paper and rooms told an outbreak story (EVACUATE / OUTBREAK front pages, a curfew and a quarantine notice, a stores list, a safe-zone map, tally marks, MISSING posters, a prepper's radio room)</w:t>
+            </w:r>
+          </w:p>
+        </w:tc>
+        <w:tc>
+          <w:tcPr>
+            <w:tcW w:type="dxa" w:w="4320"/>
+          </w:tcPr>
+          <w:p>
+            <w:r>
+              <w:rPr>
+                <w:sz w:val="19"/>
+              </w:rPr>
+            </w:r>
+            <w:r>
+              <w:rPr>
+                <w:b/>
+                <w:sz w:val="19"/>
+              </w:rPr>
+              <w:t>Removed</w:t>
+            </w:r>
+            <w:r>
+              <w:rPr>
+                <w:sz w:val="19"/>
+              </w:rPr>
+              <w:t xml:space="preserve"> (round 47i): the event is sudden and happening now — the paper is the building's ordinary notices, the rooms are ordinary lives (a bedsit, a houseshare, a radio hobbyist's study); </w:t>
+            </w:r>
+            <w:r>
+              <w:rPr>
+                <w:rFonts w:ascii="Consolas" w:hAnsi="Consolas"/>
+                <w:color w:val="7A2E2E"/>
+                <w:sz w:val="19"/>
+              </w:rPr>
+              <w:t>context_audit.py</w:t>
+            </w:r>
+            <w:r>
+              <w:rPr>
+                <w:sz w:val="19"/>
+              </w:rPr>
+              <w:t xml:space="preserve"> fails the gate if any of it returns</w:t>
+            </w:r>
+          </w:p>
+        </w:tc>
+      </w:tr>
     </w:tbl>
     <w:p/>
     <w:p>
@@ -4402,7 +4793,18 @@
         <w:t>World</w:t>
       </w:r>
       <w:r>
-        <w:t xml:space="preserve"> — per-floor decals on the lobby; the lobby's city view; hallway/lobby stair-sign polish; other module variants beyond A getting openable furniture and front-layer window furniture; the cat in apartments / the lobby.</w:t>
+        <w:t xml:space="preserve"> — per-floor decals on the lobby; the lobby's city view; hallway/lobby stair-sign polish; other module variants beyond A getting front-layer window furniture; the cat in apartments / the lobby. (Round 45c: every node already reacts at the press — a puff + a material sound — and 51 of the 205 have their own animation; the other 154 can be given one in </w:t>
+      </w:r>
+      <w:r>
+        <w:rPr>
+          <w:rFonts w:ascii="Consolas" w:hAnsi="Consolas"/>
+          <w:color w:val="7A2E2E"/>
+          <w:sz w:val="18"/>
+        </w:rPr>
+        <w:t>OPENINGS_45C</w:t>
+      </w:r>
+      <w:r>
+        <w:t>.)</w:t>
       </w:r>
     </w:p>
     <w:p>
@@ -4561,7 +4963,18 @@
     </w:p>
     <w:p>
       <w:r>
-        <w:t>Replace the synthetic moans / gunshot / heartbeat with recorded SFX; an ambient building tone per time of day; listen animation audio; resident voices; pack flap/slam, rummage, drawer/door-open sounds; an opening music cue.</w:t>
+        <w:t>Replace the synthetic moans / gunshot / heartbeat with recorded SFX; an ambient building tone per time of day; listen animation audio; resident voices; pack flap/slam, rummage; an opening music cue; more music moods on the claim system (</w:t>
+      </w:r>
+      <w:r>
+        <w:rPr>
+          <w:rFonts w:ascii="Consolas" w:hAnsi="Consolas"/>
+          <w:color w:val="7A2E2E"/>
+          <w:sz w:val="18"/>
+        </w:rPr>
+        <w:t>Game.music_claim</w:t>
+      </w:r>
+      <w:r>
+        <w:t xml:space="preserve"> — a merchant, a rest, a boss, the lobby); a loudness / true-peak pass and volume sliders in Settings. (Drawer / door-open / node sounds are built — round 45c/d.)</w:t>
       </w:r>
     </w:p>
     <w:p>
@@ -4720,6 +5133,25 @@
       </w:r>
       <w:r>
         <w:t>'s "open questions" were answered by later builds (selling, every-3rd-floor rooms, the clamped 5-floor ride) but their text was not edited.</w:t>
+      </w:r>
+    </w:p>
+    <w:p>
+      <w:pPr>
+        <w:pStyle w:val="Heading3"/>
+      </w:pPr>
+      <w:r>
+        <w:t>F. Deferred by the owner</w:t>
+      </w:r>
+    </w:p>
+    <w:p>
+      <w:r>
+        <w:rPr>
+          <w:b/>
+        </w:rPr>
+        <w:t>Story mode</w:t>
+      </w:r>
+      <w:r>
+        <w:t xml:space="preserve"> (§11b): the viral-weapon-test and the occult-infestation concepts. Order: missions / quests → alpha test → story mode.</w:t>
       </w:r>
     </w:p>
     <w:p>

--- a/docs/GAME_DESIGN_DOC.docx
+++ b/docs/GAME_DESIGN_DOC.docx
@@ -4912,7 +4912,29 @@
         <w:t>game logo</w:t>
       </w:r>
       <w:r>
-        <w:t xml:space="preserve">; the three </w:t>
+        <w:t xml:space="preserve"> (an in-house one is BUILT — </w:t>
+      </w:r>
+      <w:r>
+        <w:rPr>
+          <w:rFonts w:ascii="Consolas" w:hAnsi="Consolas"/>
+          <w:color w:val="7A2E2E"/>
+          <w:sz w:val="18"/>
+        </w:rPr>
+        <w:t>assets/logo/</w:t>
+      </w:r>
+      <w:r>
+        <w:t xml:space="preserve">, </w:t>
+      </w:r>
+      <w:r>
+        <w:rPr>
+          <w:rFonts w:ascii="Consolas" w:hAnsi="Consolas"/>
+          <w:color w:val="7A2E2E"/>
+          <w:sz w:val="18"/>
+        </w:rPr>
+        <w:t>docs/logo/README.md</w:t>
+      </w:r>
+      <w:r>
+        <w:t xml:space="preserve"> — but not yet wired into the title screen / project icon; the studio credit lockup is not drawn); the three </w:t>
       </w:r>
       <w:r>
         <w:rPr>

--- a/docs/GAME_DESIGN_DOC.docx
+++ b/docs/GAME_DESIGN_DOC.docx
@@ -4934,7 +4934,7 @@
         <w:t>docs/logo/README.md</w:t>
       </w:r>
       <w:r>
-        <w:t xml:space="preserve"> — but not yet wired into the title screen / project icon; the studio credit lockup is not drawn); the three </w:t>
+        <w:t xml:space="preserve"> — wired into the title screen in round 48e, not yet the opening's title / project icon; the studio credit lockup is not drawn); the three </w:t>
       </w:r>
       <w:r>
         <w:rPr>

--- a/docs/GAME_DESIGN_DOC.docx
+++ b/docs/GAME_DESIGN_DOC.docx
@@ -4934,7 +4934,7 @@
         <w:t>docs/logo/README.md</w:t>
       </w:r>
       <w:r>
-        <w:t xml:space="preserve"> — wired into the title screen in round 48e, not yet the opening's title / project icon; the studio credit lockup is not drawn); the three </w:t>
+        <w:t xml:space="preserve"> — wired into the title screen in round 48e (over a live night-exterior backdrop, round 48f), not yet the opening's title / project icon; the studio credit lockup is not drawn); the three </w:t>
       </w:r>
       <w:r>
         <w:rPr>

--- a/docs/GAME_DESIGN_DOC.docx
+++ b/docs/GAME_DESIGN_DOC.docx
@@ -4934,7 +4934,7 @@
         <w:t>docs/logo/README.md</w:t>
       </w:r>
       <w:r>
-        <w:t xml:space="preserve"> — wired into the title screen in round 48e (over a live night-exterior backdrop, round 48f), not yet the opening's title / project icon; the studio credit lockup is not drawn); the three </w:t>
+        <w:t xml:space="preserve"> — wired into the title screen in rounds 48e / 48g (the left column over a live hallway inside the building), not yet the opening's title / project icon; the studio credit lockup is not drawn); the three </w:t>
       </w:r>
       <w:r>
         <w:rPr>

--- a/docs/GAME_DESIGN_DOC.docx
+++ b/docs/GAME_DESIGN_DOC.docx
@@ -685,7 +685,7 @@
         <w:t>fresh character</w:t>
       </w:r>
       <w:r>
-        <w:t xml:space="preserve"> (inventory, health, stamina, wallet balance, boons wiped) inherits the </w:t>
+        <w:t xml:space="preserve"> (inventory, health, stamina, wallet balance wiped; upgrades taken from the merchant are kept) inherits the </w:t>
       </w:r>
       <w:r>
         <w:rPr>
@@ -1438,7 +1438,18 @@
         <w:t>Journal</w:t>
       </w:r>
       <w:r>
-        <w:t xml:space="preserve"> (click the portrait / J): a worn journal of loose papers in each character's own handwriting — Story (profile, traits, the cross-run chronicle), Quests, Map (fog-of-war over 30 floors + lobby), Codex.</w:t>
+        <w:t xml:space="preserve"> (click the portrait / J): a worn journal of loose papers in each character's own handwriting — Story (profile, traits, the cross-run chronicle), Quests, Map (a scrollable plan of all 30 floors + lobby that fills in as you see things: each floor's doors and their state, stairs, lift, maintenance door, flames and soot, the dead and people seen, bodies; </w:t>
+      </w:r>
+      <w:r>
+        <w:rPr>
+          <w:rFonts w:ascii="Consolas" w:hAnsi="Consolas"/>
+          <w:color w:val="7A2E2E"/>
+          <w:sz w:val="18"/>
+        </w:rPr>
+        <w:t>BuildingMap</w:t>
+      </w:r>
+      <w:r>
+        <w:t>), Codex.</w:t>
       </w:r>
     </w:p>
     <w:p>
@@ -1560,25 +1571,16 @@
         <w:t>The Merchant</w:t>
       </w:r>
       <w:r>
-        <w:t xml:space="preserve"> — one man, in the jammed elevator on floors 25/20/15/10/5 (sheltering when his floor burns). Each character's first visit to each merchant: a </w:t>
+        <w:t xml:space="preserve"> — one man, in the jammed elevator on floors 25/20/15/10/5 (sheltering when his floor burns). Each character's first visit to each merchant: </w:t>
       </w:r>
       <w:r>
         <w:rPr>
           <w:b/>
         </w:rPr>
-        <w:t>pick-1-of-2 upgrade</w:t>
-      </w:r>
-      <w:r>
-        <w:t xml:space="preserve"> (persists across the whole arc; a refusal needs a "you sure?" confirm), then a </w:t>
-      </w:r>
-      <w:r>
-        <w:rPr>
-          <w:b/>
-        </w:rPr>
-        <w:t>pick-1-of-2 run boon</w:t>
-      </w:r>
-      <w:r>
-        <w:t xml:space="preserve"> (temporary — this character only), then the shop (seeded stock, a Legendary hold, buy and </w:t>
+        <w:t>ONE offer of three upgrades</w:t>
+      </w:r>
+      <w:r>
+        <w:t xml:space="preserve"> (pick one, persists across the whole arc; "take none" needs a second click), then the shop (seeded stock, a Legendary hold, buy and </w:t>
       </w:r>
       <w:r>
         <w:rPr>
@@ -1587,7 +1589,7 @@
         <w:t>sell</w:t>
       </w:r>
       <w:r>
-        <w:t xml:space="preserve"> 3 items per visit). ~30 upgrades incl. drawbacks.</w:t>
+        <w:t xml:space="preserve"> 3 items per visit). ~40 upgrades incl. drawbacks and the former "run boons" (owner round 48i: upgrades and boons were the same thing).</w:t>
       </w:r>
     </w:p>
     <w:p>
@@ -1601,7 +1603,25 @@
         <w:t>Scrap + the workbench.</w:t>
       </w:r>
       <w:r>
-        <w:t xml:space="preserve"> Charred apartments are the main scrap faucet (a scrap node there reads "[E] Take" and needs no search); the maintenance-room bench levels a weapon (pick 1 of 2 per level), with seven levels (Lv4 Legendary, then Legendary + / ++ / +++), per-weapon </w:t>
+        <w:t xml:space="preserve"> Charred apartments are the main scrap faucet (a scrap node there reads "[E] Take" and needs no search); the maintenance-room bench levels a weapon with eight levels (a plain cheap </w:t>
+      </w:r>
+      <w:r>
+        <w:rPr>
+          <w:b/>
+        </w:rPr>
+        <w:t>Reinforce</w:t>
+      </w:r>
+      <w:r>
+        <w:t xml:space="preserve"> at Lv2, then pick 1 of 2 per level, </w:t>
+      </w:r>
+      <w:r>
+        <w:rPr>
+          <w:b/>
+        </w:rPr>
+        <w:t>Lv5 Legendary</w:t>
+      </w:r>
+      <w:r>
+        <w:t xml:space="preserve">, then Legendary + / ++ / +++), per-weapon </w:t>
       </w:r>
       <w:r>
         <w:rPr>
@@ -1648,10 +1668,10 @@
         <w:rPr>
           <w:b/>
         </w:rPr>
-        <w:t>Run boons</w:t>
-      </w:r>
-      <w:r>
-        <w:t xml:space="preserve"> — temporary, via the merchant.</w:t>
+        <w:t>Boons</w:t>
+      </w:r>
+      <w:r>
+        <w:t xml:space="preserve"> — the permanent tier (below): what Valour buys. (The old temporary run boons are ordinary merchant upgrades now.)</w:t>
       </w:r>
     </w:p>
     <w:p>
@@ -1665,7 +1685,7 @@
         <w:t>Descent Valour</w:t>
       </w:r>
       <w:r>
-        <w:t xml:space="preserve"> (permanent, the owner's design) — at the session's end each run is scored by depth (+ escape bonus + what the kit scrapped for at the door); the player may buy </w:t>
+        <w:t xml:space="preserve"> (permanent, the owner's design) — at the session's end each run is scored by depth (+ escape bonus + quests, residents aided, the dead felled, things searched, flats looted + what the kit scrapped for at the door); the player may buy </w:t>
       </w:r>
       <w:r>
         <w:rPr>
@@ -1674,7 +1694,7 @@
         <w:t>one</w:t>
       </w:r>
       <w:r>
-        <w:t xml:space="preserve"> perk found that session, forever (max 10, tradeable for a 50% refund). Fortune's Favour tilts offers toward desirable perks.</w:t>
+        <w:t xml:space="preserve"> upgrade taken that session, forever (max 10, tradeable for a 50% refund). Fortune's Favour tilts offers toward desirable perks.</w:t>
       </w:r>
     </w:p>
     <w:p>
@@ -2840,7 +2860,7 @@
         <w:t>Per-run:</w:t>
       </w:r>
       <w:r>
-        <w:t xml:space="preserve"> inventory, health, stamina, wallet balance, run boons, scrap, the personal-quest stage, </w:t>
+        <w:t xml:space="preserve"> inventory, health, stamina, wallet balance, scrap, the personal-quest stage, </w:t>
       </w:r>
       <w:r>
         <w:rPr>
@@ -4116,13 +4136,13 @@
                 <w:b/>
                 <w:sz w:val="19"/>
               </w:rPr>
-              <w:t>TWO</w:t>
+              <w:t>THREE</w:t>
             </w:r>
             <w:r>
               <w:rPr>
                 <w:sz w:val="19"/>
               </w:rPr>
-              <w:t xml:space="preserve">, from the </w:t>
+              <w:t xml:space="preserve"> (again, round 48i), from the </w:t>
             </w:r>
             <w:r>
               <w:rPr>
@@ -4135,7 +4155,7 @@
               <w:rPr>
                 <w:sz w:val="19"/>
               </w:rPr>
-              <w:t xml:space="preserve"> at 25/20/15/10/5 (+ boons, scrap upgrades, Valour)</w:t>
+              <w:t xml:space="preserve"> at 25/20/15/10/5 (+ weapon upgrades at the bench, Valour-bought boons)</w:t>
             </w:r>
           </w:p>
         </w:tc>
